--- a/ky/wisdom-stories/goose-to-be-plucked.docx
+++ b/ky/wisdom-stories/goose-to-be-plucked.docx
@@ -39,7 +39,7 @@
           <w:sz w:val="22"/>
           <w:lang w:val="ky-KG"/>
         </w:rPr>
-        <w:t>Кыштын кычыраган суук күндөрүнүн биринде падыша жөнөкөй кийинип, башкы вазирин ээрчитип, сарайдан сейилдөөгө чыгат. Бир топ жүргөндөн кийин сайдын боюнда иштеп жаткан карыяга жолугушат. Ал колундагы терилерди сууга салып, ургулап ийге келтирип жаткан экен.</w:t>
+        <w:t>Кыштын кычыраган суук күндөрүнүн биринде падыша кийимин алмаштырып, башкы вазирин ээрчитип, сейилдөөгө чыгат. Бир топ жүргөндөн кийин сайдын боюнда иштеп жаткан карыяга жолугушат. Ал колундагы терилерди сууга салып, ургулап ийге келтирип жаткан экен.</w:t>
       </w:r>
     </w:p>
     <w:p>
@@ -111,7 +111,7 @@
           <w:sz w:val="22"/>
           <w:lang w:val="ky-KG"/>
         </w:rPr>
-        <w:t>— Алты айда эмне кылдың?</w:t>
+        <w:t>— Алтыда эмне кылдың?</w:t>
       </w:r>
     </w:p>
     <w:p>
@@ -489,7 +489,7 @@
           <w:sz w:val="22"/>
           <w:lang w:val="ky-KG"/>
         </w:rPr>
-        <w:t>— «Алтыга алтыны кошпосоң, отуз экиге жетпейт» дегениңер эмнени билдирет?</w:t>
+        <w:t>— «Алтыга алтыны кошпосоң, отуз экиге жетпейт» дегениң эмнени билдирет?</w:t>
       </w:r>
     </w:p>
     <w:p>
@@ -525,7 +525,7 @@
           <w:sz w:val="22"/>
           <w:lang w:val="ky-KG"/>
         </w:rPr>
-        <w:t>— Падыша: «Алты айлык жылуу мезгилде иштеген жок белең, кыштын ушул суугунда эмнеге иштеп жатасың?» — деп сурады. Мен: «Алты ай жайында гана эмес, алты ай кышында да иштебесек, нан таба албайбыз», — дедим.</w:t>
+        <w:t>— Падыша: «Алты айлык жылуу мезгилде иштеген жок белең, кыштын ушул суугунда эмнеге иштеп жатасың?» — деп сурады. Мен: «Жайында алты ай, кышында да алты ай иштебесек, отуз эки тиштин оокатын таба албайбыз.», — дедим.</w:t>
       </w:r>
     </w:p>
     <w:p>
@@ -693,7 +693,7 @@
           <w:sz w:val="22"/>
           <w:lang w:val="ky-KG"/>
         </w:rPr>
-        <w:t xml:space="preserve">Сабак: </w:t>
+        <w:t>Сабак: Акылдуу сөз аны түшүнгөнгө ачылат. Ар ким укканын түшүнө бербейт — айрым жоопторду адам өзү табышы керек.</w:t>
       </w:r>
       <w:r>
         <w:rPr>
@@ -702,7 +702,6 @@
           <w:sz w:val="22"/>
           <w:lang w:val="ky-KG"/>
         </w:rPr>
-        <w:t>Сөздүн түз маанисин эле эмес, кыйыткан оюн да аңдай бил. Зээндүү адам аз сөздөн көптү түшүнөт.</w:t>
       </w:r>
     </w:p>
     <w:p>
@@ -722,7 +721,7 @@
           <w:sz w:val="18"/>
           <w:lang w:val="ky-KG"/>
         </w:rPr>
-        <w:t>Окуя ачык интернет булактарынан алынды.</w:t>
+        <w:t>Аңгемелер ачык интернет булактарынан алынган, иллюстрациялар болсо ЖИ менен түзүлгөн.</w:t>
       </w:r>
     </w:p>
     <w:sectPr>
